--- a/assets/files/cv/Sam_Hall-McMaster_CV.docx
+++ b/assets/files/cv/Sam_Hall-McMaster_CV.docx
@@ -40,86 +40,8 @@
           <w:sz w:val="22"/>
           <w:szCs w:val="22"/>
         </w:rPr>
-        <w:t>Department of Psychology</w:t>
-      </w:r>
-      <w:r>
-        <w:rPr>
-          <w:sz w:val="22"/>
-          <w:szCs w:val="22"/>
-        </w:rPr>
-        <w:t xml:space="preserve">, </w:t>
-      </w:r>
-      <w:r>
-        <w:rPr>
-          <w:sz w:val="22"/>
-          <w:szCs w:val="22"/>
-        </w:rPr>
-        <w:t>Harvard University</w:t>
-      </w:r>
-    </w:p>
-    <w:p>
-      <w:pPr>
-        <w:tabs>
-          <w:tab w:val="left" w:pos="8460"/>
-          <w:tab w:val="right" w:pos="9360"/>
-        </w:tabs>
-        <w:spacing w:after="40"/>
-        <w:contextualSpacing/>
-        <w:jc w:val="center"/>
-        <w:rPr>
-          <w:color w:val="000000" w:themeColor="text1"/>
-          <w:sz w:val="22"/>
-          <w:szCs w:val="22"/>
-        </w:rPr>
-      </w:pPr>
-      <w:hyperlink r:id="rId8" w:history="1">
-        <w:r>
-          <w:rPr>
-            <w:rStyle w:val="Hyperlink"/>
-            <w:color w:val="000000" w:themeColor="text1"/>
-            <w:sz w:val="22"/>
-            <w:szCs w:val="22"/>
-            <w:u w:val="none"/>
-          </w:rPr>
-          <w:t>sam_hall-mcmaster@fas.harvard.edu</w:t>
-        </w:r>
-      </w:hyperlink>
-      <w:r>
-        <w:rPr>
-          <w:color w:val="000000" w:themeColor="text1"/>
-          <w:sz w:val="22"/>
-          <w:szCs w:val="22"/>
-        </w:rPr>
-        <w:t xml:space="preserve"> </w:t>
-      </w:r>
-    </w:p>
-    <w:p>
-      <w:pPr>
-        <w:tabs>
-          <w:tab w:val="left" w:pos="8460"/>
-          <w:tab w:val="right" w:pos="9360"/>
-        </w:tabs>
-        <w:spacing w:after="40"/>
-        <w:contextualSpacing/>
-        <w:jc w:val="center"/>
-        <w:rPr>
-          <w:color w:val="000000" w:themeColor="text1"/>
-          <w:sz w:val="22"/>
-          <w:szCs w:val="22"/>
-        </w:rPr>
-      </w:pPr>
-      <w:hyperlink r:id="rId9" w:history="1">
-        <w:r>
-          <w:rPr>
-            <w:rStyle w:val="Hyperlink"/>
-            <w:color w:val="000000" w:themeColor="text1"/>
-            <w:sz w:val="22"/>
-            <w:szCs w:val="22"/>
-            <w:u w:val="none"/>
-          </w:rPr>
-          <w:t>samhall-mcmaster.com</w:t>
-        </w:r>
-      </w:hyperlink>
+        <w:t>Neuroscientist</w:t>
+      </w:r>
     </w:p>
     <w:p>
       <w:pPr>
@@ -612,7 +534,7 @@
         </w:rPr>
         <w:t xml:space="preserve"> </w:t>
       </w:r>
-      <w:hyperlink r:id="rId10" w:history="1">
+      <w:hyperlink r:id="rId8" w:history="1">
         <w:r>
           <w:rPr>
             <w:rStyle w:val="Hyperlink"/>
@@ -631,7 +553,7 @@
         </w:rPr>
         <w:t xml:space="preserve"> and </w:t>
       </w:r>
-      <w:hyperlink r:id="rId11" w:history="1">
+      <w:hyperlink r:id="rId9" w:history="1">
         <w:r>
           <w:rPr>
             <w:rStyle w:val="Hyperlink"/>
@@ -691,16 +613,90 @@
         <w:ind w:left="1260" w:hanging="1080"/>
         <w:contextualSpacing/>
         <w:rPr>
-          <w:sz w:val="22"/>
-          <w:szCs w:val="22"/>
-        </w:rPr>
-      </w:pPr>
-      <w:r>
-        <w:rPr>
           <w:b/>
           <w:sz w:val="22"/>
           <w:szCs w:val="22"/>
         </w:rPr>
+      </w:pPr>
+      <w:r>
+        <w:rPr>
+          <w:b/>
+          <w:sz w:val="22"/>
+          <w:szCs w:val="22"/>
+        </w:rPr>
+        <w:t>2026-</w:t>
+      </w:r>
+      <w:r>
+        <w:rPr>
+          <w:b/>
+          <w:sz w:val="22"/>
+          <w:szCs w:val="22"/>
+        </w:rPr>
+        <w:tab/>
+        <w:t>Computational Neuroscientist</w:t>
+      </w:r>
+    </w:p>
+    <w:p>
+      <w:pPr>
+        <w:ind w:left="1260" w:hanging="1080"/>
+        <w:contextualSpacing/>
+        <w:rPr>
+          <w:bCs/>
+          <w:sz w:val="22"/>
+          <w:szCs w:val="22"/>
+        </w:rPr>
+      </w:pPr>
+      <w:r>
+        <w:rPr>
+          <w:b/>
+          <w:sz w:val="22"/>
+          <w:szCs w:val="22"/>
+        </w:rPr>
+        <w:tab/>
+      </w:r>
+      <w:r>
+        <w:rPr>
+          <w:bCs/>
+          <w:sz w:val="22"/>
+          <w:szCs w:val="22"/>
+        </w:rPr>
+        <w:t>Alljoined, San Francisco</w:t>
+      </w:r>
+      <w:r>
+        <w:rPr>
+          <w:bCs/>
+          <w:sz w:val="22"/>
+          <w:szCs w:val="22"/>
+        </w:rPr>
+        <w:t>, United States</w:t>
+      </w:r>
+    </w:p>
+    <w:p>
+      <w:pPr>
+        <w:ind w:left="1260" w:hanging="1080"/>
+        <w:contextualSpacing/>
+        <w:rPr>
+          <w:b/>
+          <w:sz w:val="22"/>
+          <w:szCs w:val="22"/>
+        </w:rPr>
+      </w:pPr>
+    </w:p>
+    <w:p>
+      <w:pPr>
+        <w:ind w:left="1260" w:hanging="1080"/>
+        <w:contextualSpacing/>
+        <w:rPr>
+          <w:sz w:val="22"/>
+          <w:szCs w:val="22"/>
+        </w:rPr>
+      </w:pPr>
+      <w:r>
+        <w:rPr>
+          <w:b/>
+          <w:sz w:val="22"/>
+          <w:szCs w:val="22"/>
+        </w:rPr>
         <w:t>20</w:t>
       </w:r>
       <w:r>
@@ -718,6 +714,14 @@
           <w:szCs w:val="22"/>
         </w:rPr>
         <w:t>-</w:t>
+      </w:r>
+      <w:r>
+        <w:rPr>
+          <w:b/>
+          <w:sz w:val="22"/>
+          <w:szCs w:val="22"/>
+        </w:rPr>
+        <w:t>25</w:t>
       </w:r>
       <w:r>
         <w:rPr>
@@ -788,6 +792,13 @@
           <w:sz w:val="22"/>
           <w:szCs w:val="22"/>
         </w:rPr>
+        <w:t xml:space="preserve">Cambridge, </w:t>
+      </w:r>
+      <w:r>
+        <w:rPr>
+          <w:sz w:val="22"/>
+          <w:szCs w:val="22"/>
+        </w:rPr>
         <w:t>United States</w:t>
       </w:r>
     </w:p>
@@ -931,7 +942,21 @@
           <w:sz w:val="22"/>
           <w:szCs w:val="22"/>
         </w:rPr>
-        <w:t xml:space="preserve">Max Planck Institute for Human Development, </w:t>
+        <w:t>Max Planck Institute for Human Development,</w:t>
+      </w:r>
+      <w:r>
+        <w:rPr>
+          <w:sz w:val="22"/>
+          <w:szCs w:val="22"/>
+        </w:rPr>
+        <w:t xml:space="preserve"> Berlin,</w:t>
+      </w:r>
+      <w:r>
+        <w:rPr>
+          <w:sz w:val="22"/>
+          <w:szCs w:val="22"/>
+        </w:rPr>
+        <w:t xml:space="preserve"> </w:t>
       </w:r>
       <w:r>
         <w:rPr>
@@ -1447,116 +1472,6 @@
           <w:color w:val="000000" w:themeColor="text1"/>
         </w:rPr>
         <w:t>Submitted</w:t>
-      </w:r>
-    </w:p>
-    <w:p>
-      <w:pPr>
-        <w:pStyle w:val="ListParagraph"/>
-        <w:numPr>
-          <w:ilvl w:val="0"/>
-          <w:numId w:val="52"/>
-        </w:numPr>
-        <w:spacing w:after="0" w:line="240" w:lineRule="auto"/>
-        <w:ind w:left="629" w:hanging="425"/>
-        <w:rPr>
-          <w:rFonts w:ascii="Times New Roman" w:hAnsi="Times New Roman" w:cs="Times New Roman"/>
-          <w:bCs/>
-          <w:color w:val="000000" w:themeColor="text1"/>
-        </w:rPr>
-      </w:pPr>
-      <w:r>
-        <w:rPr>
-          <w:rFonts w:ascii="Times New Roman" w:hAnsi="Times New Roman" w:cs="Times New Roman"/>
-          <w:b/>
-          <w:color w:val="000000" w:themeColor="text1"/>
-        </w:rPr>
-        <w:t>Hall-McMaster, S.</w:t>
-      </w:r>
-      <w:r>
-        <w:rPr>
-          <w:rFonts w:ascii="Times New Roman" w:hAnsi="Times New Roman" w:cs="Times New Roman"/>
-          <w:bCs/>
-          <w:color w:val="000000" w:themeColor="text1"/>
-        </w:rPr>
-        <w:t>,</w:t>
-      </w:r>
-      <w:r>
-        <w:rPr>
-          <w:rFonts w:ascii="Times New Roman" w:hAnsi="Times New Roman" w:cs="Times New Roman"/>
-          <w:bCs/>
-          <w:color w:val="000000" w:themeColor="text1"/>
-        </w:rPr>
-        <w:t xml:space="preserve"> </w:t>
-      </w:r>
-      <w:proofErr w:type="spellStart"/>
-      <w:r>
-        <w:rPr>
-          <w:rFonts w:ascii="Times New Roman" w:hAnsi="Times New Roman" w:cs="Times New Roman"/>
-          <w:bCs/>
-          <w:color w:val="000000" w:themeColor="text1"/>
-        </w:rPr>
-        <w:t>Wittkuhn</w:t>
-      </w:r>
-      <w:proofErr w:type="spellEnd"/>
-      <w:r>
-        <w:rPr>
-          <w:rFonts w:ascii="Times New Roman" w:hAnsi="Times New Roman" w:cs="Times New Roman"/>
-          <w:bCs/>
-          <w:color w:val="000000" w:themeColor="text1"/>
-        </w:rPr>
-        <w:t xml:space="preserve">, W., Verra, L., Hedrich, H.L., Irie, K., Dayan, P., *Gershman, S.J., &amp; *Schuck, N.W. Entorhinal cortex signals dimensions of past experience that can be </w:t>
-      </w:r>
-      <w:proofErr w:type="spellStart"/>
-      <w:r>
-        <w:rPr>
-          <w:rFonts w:ascii="Times New Roman" w:hAnsi="Times New Roman" w:cs="Times New Roman"/>
-          <w:bCs/>
-          <w:color w:val="000000" w:themeColor="text1"/>
-        </w:rPr>
-        <w:t>generalised</w:t>
-      </w:r>
-      <w:proofErr w:type="spellEnd"/>
-      <w:r>
-        <w:rPr>
-          <w:rFonts w:ascii="Times New Roman" w:hAnsi="Times New Roman" w:cs="Times New Roman"/>
-          <w:bCs/>
-          <w:color w:val="000000" w:themeColor="text1"/>
-        </w:rPr>
-        <w:t xml:space="preserve"> in a novel environment. *</w:t>
-      </w:r>
-      <w:proofErr w:type="gramStart"/>
-      <w:r>
-        <w:rPr>
-          <w:rFonts w:ascii="Times New Roman" w:hAnsi="Times New Roman" w:cs="Times New Roman"/>
-          <w:bCs/>
-          <w:color w:val="000000" w:themeColor="text1"/>
-        </w:rPr>
-        <w:t>joint</w:t>
-      </w:r>
-      <w:proofErr w:type="gramEnd"/>
-      <w:r>
-        <w:rPr>
-          <w:rFonts w:ascii="Times New Roman" w:hAnsi="Times New Roman" w:cs="Times New Roman"/>
-          <w:bCs/>
-          <w:color w:val="000000" w:themeColor="text1"/>
-        </w:rPr>
-        <w:t xml:space="preserve"> senior authors.</w:t>
-      </w:r>
-      <w:r>
-        <w:rPr>
-          <w:rFonts w:ascii="Times New Roman" w:hAnsi="Times New Roman" w:cs="Times New Roman"/>
-          <w:bCs/>
-          <w:color w:val="000000" w:themeColor="text1"/>
-        </w:rPr>
-        <w:t xml:space="preserve"> </w:t>
-      </w:r>
-      <w:r>
-        <w:rPr>
-          <w:rFonts w:ascii="Times New Roman" w:hAnsi="Times New Roman" w:cs="Times New Roman"/>
-          <w:bCs/>
-          <w:color w:val="000000" w:themeColor="text1"/>
-        </w:rPr>
-        <w:t>http://bit.ly/4oEgsW2</w:t>
       </w:r>
     </w:p>
     <w:p>
@@ -1580,7 +1495,6 @@
           <w:bCs/>
           <w:color w:val="000000" w:themeColor="text1"/>
         </w:rPr>
-        <w:lastRenderedPageBreak/>
         <w:t xml:space="preserve">Musial, M.P.M., </w:t>
       </w:r>
       <w:r>
@@ -1633,14 +1547,6 @@
         </w:rPr>
         <w:t>https://bit.ly/3HC2TG1</w:t>
       </w:r>
-    </w:p>
-    <w:p>
-      <w:pPr>
-        <w:rPr>
-          <w:bCs/>
-          <w:color w:val="000000" w:themeColor="text1"/>
-        </w:rPr>
-      </w:pPr>
     </w:p>
     <w:p>
       <w:pPr>
@@ -1663,6 +1569,7 @@
           <w:bCs/>
           <w:color w:val="000000" w:themeColor="text1"/>
         </w:rPr>
+        <w:lastRenderedPageBreak/>
         <w:t xml:space="preserve">Carvalho, W., </w:t>
       </w:r>
       <w:r>
@@ -2217,7 +2124,7 @@
         </w:rPr>
         <w:t xml:space="preserve">. </w:t>
       </w:r>
-      <w:hyperlink r:id="rId12" w:tgtFrame="_blank" w:history="1">
+      <w:hyperlink r:id="rId10" w:tgtFrame="_blank" w:history="1">
         <w:r>
           <w:rPr>
             <w:rFonts w:ascii="Times New Roman" w:hAnsi="Times New Roman" w:cs="Times New Roman"/>
@@ -2259,6 +2166,188 @@
           <w:ilvl w:val="0"/>
           <w:numId w:val="52"/>
         </w:numPr>
+        <w:ind w:left="567"/>
+        <w:rPr>
+          <w:rFonts w:ascii="Times New Roman" w:hAnsi="Times New Roman" w:cs="Times New Roman"/>
+          <w:color w:val="000000" w:themeColor="text1"/>
+          <w:lang w:val="en-DE"/>
+        </w:rPr>
+      </w:pPr>
+      <w:r>
+        <w:rPr>
+          <w:rFonts w:ascii="Times New Roman" w:hAnsi="Times New Roman" w:cs="Times New Roman"/>
+          <w:b/>
+          <w:bCs/>
+          <w:color w:val="000000" w:themeColor="text1"/>
+          <w:lang w:val="en-DE"/>
+        </w:rPr>
+        <w:t>Hall-McMaster, S.</w:t>
+      </w:r>
+      <w:r>
+        <w:rPr>
+          <w:rFonts w:ascii="Times New Roman" w:hAnsi="Times New Roman" w:cs="Times New Roman"/>
+          <w:color w:val="000000" w:themeColor="text1"/>
+          <w:lang w:val="en-DE"/>
+        </w:rPr>
+        <w:t>, Wittkuhn, W., Verra, L., Hedrich, H.L., Irie, K., Dayan, P., *Gershman, S.J., &amp; *Schuck, N.W.</w:t>
+      </w:r>
+      <w:r>
+        <w:rPr>
+          <w:rFonts w:ascii="Times New Roman" w:hAnsi="Times New Roman" w:cs="Times New Roman"/>
+          <w:color w:val="000000" w:themeColor="text1"/>
+          <w:lang w:val="en-DE"/>
+        </w:rPr>
+        <w:t xml:space="preserve"> (2026).</w:t>
+      </w:r>
+      <w:r>
+        <w:rPr>
+          <w:rFonts w:ascii="Times New Roman" w:hAnsi="Times New Roman" w:cs="Times New Roman"/>
+          <w:color w:val="000000" w:themeColor="text1"/>
+          <w:lang w:val="en-DE"/>
+        </w:rPr>
+        <w:t xml:space="preserve"> Entorhinal cortex signals dimensions of past experience that can be generalised in a novel environment. </w:t>
+      </w:r>
+      <w:r>
+        <w:rPr>
+          <w:rFonts w:ascii="Times New Roman" w:hAnsi="Times New Roman" w:cs="Times New Roman"/>
+          <w:i/>
+          <w:iCs/>
+          <w:color w:val="000000" w:themeColor="text1"/>
+          <w:lang w:val="en-DE"/>
+        </w:rPr>
+        <w:t>Journal of Neuroscience</w:t>
+      </w:r>
+      <w:r>
+        <w:rPr>
+          <w:rFonts w:ascii="Times New Roman" w:hAnsi="Times New Roman" w:cs="Times New Roman"/>
+          <w:color w:val="000000" w:themeColor="text1"/>
+          <w:lang w:val="en-DE"/>
+        </w:rPr>
+        <w:t xml:space="preserve">, </w:t>
+      </w:r>
+      <w:r>
+        <w:rPr>
+          <w:rFonts w:ascii="Times New Roman" w:hAnsi="Times New Roman" w:cs="Times New Roman"/>
+          <w:color w:val="000000" w:themeColor="text1"/>
+          <w:lang w:val="en-DE"/>
+        </w:rPr>
+        <w:t>46</w:t>
+      </w:r>
+      <w:r>
+        <w:rPr>
+          <w:rFonts w:ascii="Times New Roman" w:hAnsi="Times New Roman" w:cs="Times New Roman"/>
+          <w:color w:val="000000" w:themeColor="text1"/>
+          <w:lang w:val="en-DE"/>
+        </w:rPr>
+        <w:t>(</w:t>
+      </w:r>
+      <w:r>
+        <w:rPr>
+          <w:rFonts w:ascii="Times New Roman" w:hAnsi="Times New Roman" w:cs="Times New Roman"/>
+          <w:color w:val="000000" w:themeColor="text1"/>
+          <w:lang w:val="en-DE"/>
+        </w:rPr>
+        <w:t>7</w:t>
+      </w:r>
+      <w:r>
+        <w:rPr>
+          <w:rFonts w:ascii="Times New Roman" w:hAnsi="Times New Roman" w:cs="Times New Roman"/>
+          <w:color w:val="000000" w:themeColor="text1"/>
+          <w:lang w:val="en-DE"/>
+        </w:rPr>
+        <w:t>)</w:t>
+      </w:r>
+      <w:r>
+        <w:rPr>
+          <w:rFonts w:ascii="Times New Roman" w:hAnsi="Times New Roman" w:cs="Times New Roman"/>
+          <w:color w:val="000000" w:themeColor="text1"/>
+          <w:lang w:val="en-DE"/>
+        </w:rPr>
+        <w:t xml:space="preserve">, </w:t>
+      </w:r>
+      <w:r>
+        <w:rPr>
+          <w:rFonts w:ascii="Times New Roman" w:hAnsi="Times New Roman" w:cs="Times New Roman"/>
+          <w:color w:val="000000" w:themeColor="text1"/>
+          <w:lang w:val="en-DE"/>
+        </w:rPr>
+        <w:t>e1492252025</w:t>
+      </w:r>
+      <w:r>
+        <w:rPr>
+          <w:rFonts w:ascii="Times New Roman" w:hAnsi="Times New Roman" w:cs="Times New Roman"/>
+          <w:color w:val="000000" w:themeColor="text1"/>
+          <w:lang w:val="en-DE"/>
+        </w:rPr>
+        <w:t>.</w:t>
+      </w:r>
+      <w:r>
+        <w:rPr>
+          <w:rFonts w:ascii="Times New Roman" w:hAnsi="Times New Roman" w:cs="Times New Roman"/>
+          <w:i/>
+          <w:iCs/>
+          <w:color w:val="000000" w:themeColor="text1"/>
+          <w:lang w:val="en-DE"/>
+        </w:rPr>
+        <w:t xml:space="preserve"> </w:t>
+      </w:r>
+      <w:r>
+        <w:rPr>
+          <w:rFonts w:ascii="Times New Roman" w:hAnsi="Times New Roman" w:cs="Times New Roman"/>
+          <w:color w:val="000000" w:themeColor="text1"/>
+          <w:lang w:val="en-DE"/>
+        </w:rPr>
+        <w:t>*joint senior authors.</w:t>
+      </w:r>
+      <w:r>
+        <w:rPr>
+          <w:rFonts w:ascii="Times New Roman" w:hAnsi="Times New Roman" w:cs="Times New Roman"/>
+          <w:color w:val="000000" w:themeColor="text1"/>
+          <w:lang w:val="en-DE"/>
+        </w:rPr>
+        <w:t xml:space="preserve"> </w:t>
+      </w:r>
+      <w:r>
+        <w:fldChar w:fldCharType="begin"/>
+      </w:r>
+      <w:r>
+        <w:instrText>HYPERLINK "https://bit.ly/4atfpSS"</w:instrText>
+      </w:r>
+      <w:r>
+        <w:fldChar w:fldCharType="separate"/>
+      </w:r>
+      <w:r>
+        <w:rPr>
+          <w:rStyle w:val="Hyperlink"/>
+          <w:rFonts w:ascii="Times New Roman" w:hAnsi="Times New Roman" w:cs="Times New Roman"/>
+          <w:color w:val="000000" w:themeColor="text1"/>
+          <w:u w:val="none"/>
+          <w:lang w:val="en-DE"/>
+        </w:rPr>
+        <w:t>http://bit.ly/4oEgsW2</w:t>
+      </w:r>
+      <w:r>
+        <w:fldChar w:fldCharType="end"/>
+      </w:r>
+    </w:p>
+    <w:p>
+      <w:pPr>
+        <w:pStyle w:val="ListParagraph"/>
+        <w:ind w:left="564"/>
+        <w:rPr>
+          <w:rFonts w:ascii="Times New Roman" w:hAnsi="Times New Roman" w:cs="Times New Roman"/>
+          <w:color w:val="000000" w:themeColor="text1"/>
+          <w:lang w:val="en-DE"/>
+        </w:rPr>
+      </w:pPr>
+    </w:p>
+    <w:p>
+      <w:pPr>
+        <w:pStyle w:val="ListParagraph"/>
+        <w:numPr>
+          <w:ilvl w:val="0"/>
+          <w:numId w:val="52"/>
+        </w:numPr>
         <w:ind w:left="564"/>
         <w:rPr>
           <w:rFonts w:ascii="Times New Roman" w:hAnsi="Times New Roman" w:cs="Times New Roman"/>
@@ -2834,16 +2923,6 @@
     <w:p>
       <w:pPr>
         <w:pStyle w:val="ListParagraph"/>
-        <w:ind w:left="567"/>
-        <w:rPr>
-          <w:rFonts w:ascii="Times New Roman" w:hAnsi="Times New Roman" w:cs="Times New Roman"/>
-          <w:color w:val="000000" w:themeColor="text1"/>
-        </w:rPr>
-      </w:pPr>
-    </w:p>
-    <w:p>
-      <w:pPr>
-        <w:pStyle w:val="ListParagraph"/>
         <w:numPr>
           <w:ilvl w:val="0"/>
           <w:numId w:val="52"/>
@@ -3932,7 +4011,7 @@
         <w:tab/>
         <w:t xml:space="preserve">National first place in the Eureka Speech Competition (New Zealand), receiving the Sir Paul Callaghan Award for Young Science Orators and the MacDiarmid Institute Silver Scholarship. </w:t>
       </w:r>
-      <w:hyperlink r:id="rId13" w:history="1">
+      <w:hyperlink r:id="rId11" w:history="1">
         <w:r>
           <w:rPr>
             <w:rFonts w:eastAsiaTheme="minorHAnsi"/>
@@ -3945,12 +4024,19 @@
     </w:p>
     <w:p>
       <w:pPr>
+        <w:pStyle w:val="JobTitle"/>
         <w:pBdr>
           <w:bottom w:val="single" w:sz="12" w:space="1" w:color="auto"/>
         </w:pBdr>
-        <w:contextualSpacing/>
-        <w:rPr>
-          <w:b/>
+        <w:tabs>
+          <w:tab w:val="clear" w:pos="7560"/>
+        </w:tabs>
+        <w:spacing w:line="240" w:lineRule="auto"/>
+        <w:ind w:left="0"/>
+        <w:rPr>
+          <w:rFonts w:ascii="Times New Roman" w:hAnsi="Times New Roman" w:cs="Times New Roman"/>
+          <w:sz w:val="24"/>
+          <w:szCs w:val="24"/>
         </w:rPr>
       </w:pPr>
     </w:p>
@@ -4751,7 +4837,7 @@
           <w:sz w:val="22"/>
           <w:szCs w:val="22"/>
         </w:rPr>
-        <w:t>What makes human intelligence flexible?</w:t>
+        <w:t>Neural and computational strategies for generalisation</w:t>
       </w:r>
     </w:p>
     <w:p>
@@ -4769,7 +4855,7 @@
           <w:sz w:val="22"/>
           <w:szCs w:val="22"/>
         </w:rPr>
-        <w:t>University of Glasgow, 2025</w:t>
+        <w:t>University of Birmingham, 2026</w:t>
       </w:r>
     </w:p>
     <w:p>
@@ -4781,14 +4867,6 @@
           <w:szCs w:val="22"/>
         </w:rPr>
       </w:pPr>
-      <w:r>
-        <w:rPr>
-          <w:bCs/>
-          <w:sz w:val="22"/>
-          <w:szCs w:val="22"/>
-        </w:rPr>
-        <w:t>Victoria University of Wellington, 2024</w:t>
-      </w:r>
     </w:p>
     <w:p>
       <w:pPr>
@@ -4801,10 +4879,7 @@
           <w:szCs w:val="22"/>
         </w:rPr>
       </w:pPr>
-    </w:p>
-    <w:p>
-      <w:pPr>
-        <w:ind w:firstLine="284"/>
+      <w:r>
         <w:rPr>
           <w:bCs/>
           <w:i/>
@@ -4812,8 +4887,38 @@
           <w:sz w:val="22"/>
           <w:szCs w:val="22"/>
         </w:rPr>
-      </w:pPr>
-      <w:r>
+        <w:t>Generalised policy improvement and its role in human decision-making</w:t>
+      </w:r>
+    </w:p>
+    <w:p>
+      <w:pPr>
+        <w:ind w:firstLine="284"/>
+        <w:rPr>
+          <w:color w:val="000000" w:themeColor="text1"/>
+          <w:sz w:val="22"/>
+          <w:szCs w:val="22"/>
+        </w:rPr>
+      </w:pPr>
+      <w:r>
+        <w:rPr>
+          <w:color w:val="000000" w:themeColor="text1"/>
+          <w:sz w:val="22"/>
+          <w:szCs w:val="22"/>
+        </w:rPr>
+        <w:t>Agency team, Google DeepMind, 202</w:t>
+      </w:r>
+      <w:r>
+        <w:rPr>
+          <w:color w:val="000000" w:themeColor="text1"/>
+          <w:sz w:val="22"/>
+          <w:szCs w:val="22"/>
+        </w:rPr>
+        <w:t>5</w:t>
+      </w:r>
+    </w:p>
+    <w:p>
+      <w:pPr>
+        <w:ind w:firstLine="284"/>
         <w:rPr>
           <w:bCs/>
           <w:i/>
@@ -4821,140 +4926,7 @@
           <w:sz w:val="22"/>
           <w:szCs w:val="22"/>
         </w:rPr>
-        <w:t>Computational perspectives on cognition in anorexia nervosa</w:t>
-      </w:r>
-    </w:p>
-    <w:p>
-      <w:pPr>
-        <w:ind w:firstLine="284"/>
-        <w:rPr>
-          <w:bCs/>
-          <w:sz w:val="22"/>
-          <w:szCs w:val="22"/>
-        </w:rPr>
-      </w:pPr>
-      <w:r>
-        <w:rPr>
-          <w:bCs/>
-          <w:sz w:val="22"/>
-          <w:szCs w:val="22"/>
-        </w:rPr>
-        <w:t xml:space="preserve">International journal club </w:t>
-      </w:r>
-      <w:r>
-        <w:rPr>
-          <w:bCs/>
-          <w:sz w:val="22"/>
-          <w:szCs w:val="22"/>
-        </w:rPr>
-        <w:t>on</w:t>
-      </w:r>
-      <w:r>
-        <w:rPr>
-          <w:bCs/>
-          <w:sz w:val="22"/>
-          <w:szCs w:val="22"/>
-        </w:rPr>
-        <w:t xml:space="preserve"> e</w:t>
-      </w:r>
-      <w:r>
-        <w:rPr>
-          <w:bCs/>
-          <w:sz w:val="22"/>
-          <w:szCs w:val="22"/>
-        </w:rPr>
-        <w:t xml:space="preserve">ating disorders and </w:t>
-      </w:r>
-      <w:r>
-        <w:rPr>
-          <w:bCs/>
-          <w:sz w:val="22"/>
-          <w:szCs w:val="22"/>
-        </w:rPr>
-        <w:t>computation</w:t>
-      </w:r>
-    </w:p>
-    <w:p>
-      <w:pPr>
-        <w:ind w:firstLine="284"/>
-        <w:rPr>
-          <w:bCs/>
-          <w:sz w:val="22"/>
-          <w:szCs w:val="22"/>
-        </w:rPr>
-      </w:pPr>
-      <w:r>
-        <w:rPr>
-          <w:bCs/>
-          <w:sz w:val="22"/>
-          <w:szCs w:val="22"/>
-        </w:rPr>
-        <w:t xml:space="preserve">Reilly </w:t>
-      </w:r>
-      <w:r>
-        <w:rPr>
-          <w:bCs/>
-          <w:sz w:val="22"/>
-          <w:szCs w:val="22"/>
-        </w:rPr>
-        <w:t xml:space="preserve">&amp; </w:t>
-      </w:r>
-      <w:r>
-        <w:rPr>
-          <w:bCs/>
-          <w:sz w:val="22"/>
-          <w:szCs w:val="22"/>
-        </w:rPr>
-        <w:t>Go</w:t>
-      </w:r>
-      <w:r>
-        <w:rPr>
-          <w:bCs/>
-          <w:sz w:val="22"/>
-          <w:szCs w:val="22"/>
-        </w:rPr>
-        <w:t>r</w:t>
-      </w:r>
-      <w:r>
-        <w:rPr>
-          <w:bCs/>
-          <w:sz w:val="22"/>
-          <w:szCs w:val="22"/>
-        </w:rPr>
-        <w:t>rell</w:t>
-      </w:r>
-      <w:r>
-        <w:rPr>
-          <w:bCs/>
-          <w:sz w:val="22"/>
-          <w:szCs w:val="22"/>
-        </w:rPr>
-        <w:t xml:space="preserve"> labs</w:t>
-      </w:r>
-      <w:r>
-        <w:rPr>
-          <w:bCs/>
-          <w:sz w:val="22"/>
-          <w:szCs w:val="22"/>
-        </w:rPr>
-        <w:t xml:space="preserve"> (UCSF), Berner</w:t>
-      </w:r>
-      <w:r>
-        <w:rPr>
-          <w:bCs/>
-          <w:sz w:val="22"/>
-          <w:szCs w:val="22"/>
-        </w:rPr>
-        <w:t xml:space="preserve"> lab</w:t>
-      </w:r>
-      <w:r>
-        <w:rPr>
-          <w:bCs/>
-          <w:sz w:val="22"/>
-          <w:szCs w:val="22"/>
-        </w:rPr>
-        <w:t xml:space="preserve"> (Mount Sinai) &amp; Pike lab (York), 2025</w:t>
-      </w:r>
+      </w:pPr>
     </w:p>
     <w:p>
       <w:pPr>
@@ -4967,10 +4939,7 @@
           <w:szCs w:val="22"/>
         </w:rPr>
       </w:pPr>
-    </w:p>
-    <w:p>
-      <w:pPr>
-        <w:ind w:firstLine="284"/>
+      <w:r>
         <w:rPr>
           <w:bCs/>
           <w:i/>
@@ -4978,8 +4947,48 @@
           <w:sz w:val="22"/>
           <w:szCs w:val="22"/>
         </w:rPr>
-      </w:pPr>
-      <w:r>
+        <w:t>What makes human intelligence flexible?</w:t>
+      </w:r>
+    </w:p>
+    <w:p>
+      <w:pPr>
+        <w:ind w:firstLine="284"/>
+        <w:rPr>
+          <w:bCs/>
+          <w:sz w:val="22"/>
+          <w:szCs w:val="22"/>
+        </w:rPr>
+      </w:pPr>
+      <w:r>
+        <w:rPr>
+          <w:bCs/>
+          <w:sz w:val="22"/>
+          <w:szCs w:val="22"/>
+        </w:rPr>
+        <w:t>University of Glasgow, 2025</w:t>
+      </w:r>
+    </w:p>
+    <w:p>
+      <w:pPr>
+        <w:ind w:firstLine="284"/>
+        <w:rPr>
+          <w:bCs/>
+          <w:sz w:val="22"/>
+          <w:szCs w:val="22"/>
+        </w:rPr>
+      </w:pPr>
+      <w:r>
+        <w:rPr>
+          <w:bCs/>
+          <w:sz w:val="22"/>
+          <w:szCs w:val="22"/>
+        </w:rPr>
+        <w:t>Victoria University of Wellington, 2024</w:t>
+      </w:r>
+    </w:p>
+    <w:p>
+      <w:pPr>
+        <w:ind w:firstLine="284"/>
         <w:rPr>
           <w:bCs/>
           <w:i/>
@@ -4987,176 +4996,372 @@
           <w:sz w:val="22"/>
           <w:szCs w:val="22"/>
         </w:rPr>
-        <w:t>Generalising solutions across tasks</w:t>
-      </w:r>
+      </w:pPr>
     </w:p>
     <w:p>
       <w:pPr>
         <w:ind w:firstLine="284"/>
         <w:rPr>
-          <w:color w:val="000000" w:themeColor="text1"/>
-          <w:sz w:val="22"/>
-          <w:szCs w:val="22"/>
-        </w:rPr>
-      </w:pPr>
-      <w:r>
-        <w:rPr>
-          <w:color w:val="000000" w:themeColor="text1"/>
-          <w:sz w:val="22"/>
-          <w:szCs w:val="22"/>
-        </w:rPr>
-        <w:t>Max Planck Institute for Biological Cybernetics, 2024</w:t>
-      </w:r>
-    </w:p>
-    <w:p>
-      <w:pPr>
-        <w:ind w:firstLine="284"/>
-        <w:rPr>
-          <w:color w:val="000000" w:themeColor="text1"/>
-          <w:sz w:val="22"/>
-          <w:szCs w:val="22"/>
-        </w:rPr>
-      </w:pPr>
-      <w:r>
-        <w:rPr>
-          <w:color w:val="000000" w:themeColor="text1"/>
-          <w:sz w:val="22"/>
-          <w:szCs w:val="22"/>
-        </w:rPr>
-        <w:t>Agency team, Google DeepMind, 2024</w:t>
-      </w:r>
-    </w:p>
-    <w:p>
-      <w:pPr>
-        <w:ind w:firstLine="284"/>
-        <w:rPr>
-          <w:color w:val="000000" w:themeColor="text1"/>
-          <w:sz w:val="22"/>
-          <w:szCs w:val="22"/>
-        </w:rPr>
-      </w:pPr>
-      <w:r>
-        <w:rPr>
-          <w:color w:val="000000" w:themeColor="text1"/>
-          <w:sz w:val="22"/>
-          <w:szCs w:val="22"/>
-        </w:rPr>
-        <w:t>Shenhav lab, Brown University, 2024</w:t>
-      </w:r>
-    </w:p>
-    <w:p>
-      <w:pPr>
-        <w:ind w:firstLine="284"/>
-        <w:rPr>
+          <w:bCs/>
           <w:i/>
           <w:iCs/>
-          <w:color w:val="000000" w:themeColor="text1"/>
-          <w:sz w:val="22"/>
-          <w:szCs w:val="22"/>
-        </w:rPr>
-      </w:pPr>
-    </w:p>
-    <w:p>
-      <w:pPr>
-        <w:ind w:firstLine="284"/>
-        <w:rPr>
+          <w:sz w:val="22"/>
+          <w:szCs w:val="22"/>
+        </w:rPr>
+      </w:pPr>
+      <w:r>
+        <w:rPr>
+          <w:bCs/>
           <w:i/>
           <w:iCs/>
-          <w:color w:val="000000" w:themeColor="text1"/>
-          <w:sz w:val="22"/>
-          <w:szCs w:val="22"/>
-        </w:rPr>
-      </w:pPr>
-      <w:r>
-        <w:rPr>
+          <w:sz w:val="22"/>
+          <w:szCs w:val="22"/>
+        </w:rPr>
+        <w:t>Computational perspectives on cognition in anorexia nervosa</w:t>
+      </w:r>
+    </w:p>
+    <w:p>
+      <w:pPr>
+        <w:ind w:firstLine="284"/>
+        <w:rPr>
+          <w:bCs/>
+          <w:sz w:val="22"/>
+          <w:szCs w:val="22"/>
+        </w:rPr>
+      </w:pPr>
+      <w:r>
+        <w:rPr>
+          <w:bCs/>
+          <w:sz w:val="22"/>
+          <w:szCs w:val="22"/>
+        </w:rPr>
+        <w:t xml:space="preserve">International journal club </w:t>
+      </w:r>
+      <w:r>
+        <w:rPr>
+          <w:bCs/>
+          <w:sz w:val="22"/>
+          <w:szCs w:val="22"/>
+        </w:rPr>
+        <w:t>on</w:t>
+      </w:r>
+      <w:r>
+        <w:rPr>
+          <w:bCs/>
+          <w:sz w:val="22"/>
+          <w:szCs w:val="22"/>
+        </w:rPr>
+        <w:t xml:space="preserve"> e</w:t>
+      </w:r>
+      <w:r>
+        <w:rPr>
+          <w:bCs/>
+          <w:sz w:val="22"/>
+          <w:szCs w:val="22"/>
+        </w:rPr>
+        <w:t xml:space="preserve">ating disorders and </w:t>
+      </w:r>
+      <w:r>
+        <w:rPr>
+          <w:bCs/>
+          <w:sz w:val="22"/>
+          <w:szCs w:val="22"/>
+        </w:rPr>
+        <w:t>computation</w:t>
+      </w:r>
+    </w:p>
+    <w:p>
+      <w:pPr>
+        <w:ind w:firstLine="284"/>
+        <w:rPr>
+          <w:bCs/>
+          <w:sz w:val="22"/>
+          <w:szCs w:val="22"/>
+        </w:rPr>
+      </w:pPr>
+      <w:r>
+        <w:rPr>
+          <w:bCs/>
+          <w:sz w:val="22"/>
+          <w:szCs w:val="22"/>
+        </w:rPr>
+        <w:t xml:space="preserve">Reilly </w:t>
+      </w:r>
+      <w:r>
+        <w:rPr>
+          <w:bCs/>
+          <w:sz w:val="22"/>
+          <w:szCs w:val="22"/>
+        </w:rPr>
+        <w:t xml:space="preserve">&amp; </w:t>
+      </w:r>
+      <w:r>
+        <w:rPr>
+          <w:bCs/>
+          <w:sz w:val="22"/>
+          <w:szCs w:val="22"/>
+        </w:rPr>
+        <w:t>Go</w:t>
+      </w:r>
+      <w:r>
+        <w:rPr>
+          <w:bCs/>
+          <w:sz w:val="22"/>
+          <w:szCs w:val="22"/>
+        </w:rPr>
+        <w:t>r</w:t>
+      </w:r>
+      <w:r>
+        <w:rPr>
+          <w:bCs/>
+          <w:sz w:val="22"/>
+          <w:szCs w:val="22"/>
+        </w:rPr>
+        <w:t>rell</w:t>
+      </w:r>
+      <w:r>
+        <w:rPr>
+          <w:bCs/>
+          <w:sz w:val="22"/>
+          <w:szCs w:val="22"/>
+        </w:rPr>
+        <w:t xml:space="preserve"> labs</w:t>
+      </w:r>
+      <w:r>
+        <w:rPr>
+          <w:bCs/>
+          <w:sz w:val="22"/>
+          <w:szCs w:val="22"/>
+        </w:rPr>
+        <w:t xml:space="preserve"> (UCSF), Berner</w:t>
+      </w:r>
+      <w:r>
+        <w:rPr>
+          <w:bCs/>
+          <w:sz w:val="22"/>
+          <w:szCs w:val="22"/>
+        </w:rPr>
+        <w:t xml:space="preserve"> lab</w:t>
+      </w:r>
+      <w:r>
+        <w:rPr>
+          <w:bCs/>
+          <w:sz w:val="22"/>
+          <w:szCs w:val="22"/>
+        </w:rPr>
+        <w:t xml:space="preserve"> (Mount Sinai) &amp; Pike lab (York), 2025</w:t>
+      </w:r>
+    </w:p>
+    <w:p>
+      <w:pPr>
+        <w:ind w:firstLine="284"/>
+        <w:rPr>
+          <w:bCs/>
           <w:i/>
           <w:iCs/>
-          <w:color w:val="000000" w:themeColor="text1"/>
-          <w:sz w:val="22"/>
-          <w:szCs w:val="22"/>
-        </w:rPr>
-        <w:t>Motivational influences on cognitive control and decision-making</w:t>
-      </w:r>
+          <w:sz w:val="22"/>
+          <w:szCs w:val="22"/>
+        </w:rPr>
+      </w:pPr>
     </w:p>
     <w:p>
       <w:pPr>
         <w:ind w:firstLine="284"/>
         <w:rPr>
-          <w:color w:val="000000" w:themeColor="text1"/>
-          <w:sz w:val="22"/>
-          <w:szCs w:val="22"/>
-        </w:rPr>
-      </w:pPr>
-      <w:r>
-        <w:rPr>
-          <w:color w:val="000000" w:themeColor="text1"/>
-          <w:sz w:val="22"/>
-          <w:szCs w:val="22"/>
-        </w:rPr>
-        <w:t>Collins</w:t>
-      </w:r>
-      <w:r>
-        <w:rPr>
-          <w:color w:val="000000" w:themeColor="text1"/>
-          <w:sz w:val="22"/>
-          <w:szCs w:val="22"/>
-        </w:rPr>
-        <w:t xml:space="preserve"> lab</w:t>
-      </w:r>
-      <w:r>
-        <w:rPr>
-          <w:color w:val="000000" w:themeColor="text1"/>
-          <w:sz w:val="22"/>
-          <w:szCs w:val="22"/>
-        </w:rPr>
-        <w:t>,</w:t>
-      </w:r>
-      <w:r>
-        <w:rPr>
-          <w:color w:val="000000" w:themeColor="text1"/>
-          <w:sz w:val="22"/>
-          <w:szCs w:val="22"/>
-        </w:rPr>
-        <w:t xml:space="preserve"> The</w:t>
-      </w:r>
-      <w:r>
-        <w:rPr>
-          <w:color w:val="000000" w:themeColor="text1"/>
-          <w:sz w:val="22"/>
-          <w:szCs w:val="22"/>
-        </w:rPr>
-        <w:t xml:space="preserve"> University of California, Berkeley, 2021</w:t>
-      </w:r>
-    </w:p>
-    <w:p>
-      <w:pPr>
-        <w:ind w:firstLine="284"/>
-        <w:rPr>
-          <w:color w:val="000000" w:themeColor="text1"/>
-          <w:sz w:val="22"/>
-          <w:szCs w:val="22"/>
-        </w:rPr>
-      </w:pPr>
-    </w:p>
-    <w:p>
-      <w:pPr>
-        <w:ind w:firstLine="284"/>
-        <w:rPr>
+          <w:bCs/>
           <w:i/>
           <w:iCs/>
-          <w:color w:val="000000" w:themeColor="text1"/>
-          <w:sz w:val="22"/>
-          <w:szCs w:val="22"/>
-        </w:rPr>
-      </w:pPr>
-      <w:r>
-        <w:rPr>
+          <w:sz w:val="22"/>
+          <w:szCs w:val="22"/>
+        </w:rPr>
+      </w:pPr>
+      <w:r>
+        <w:rPr>
+          <w:bCs/>
           <w:i/>
           <w:iCs/>
-          <w:color w:val="000000" w:themeColor="text1"/>
-          <w:sz w:val="22"/>
-          <w:szCs w:val="22"/>
-        </w:rPr>
+          <w:sz w:val="22"/>
+          <w:szCs w:val="22"/>
+        </w:rPr>
+        <w:t>Generalising solutions across tasks</w:t>
+      </w:r>
+    </w:p>
+    <w:p>
+      <w:pPr>
+        <w:ind w:firstLine="284"/>
+        <w:rPr>
+          <w:color w:val="000000" w:themeColor="text1"/>
+          <w:sz w:val="22"/>
+          <w:szCs w:val="22"/>
+        </w:rPr>
+      </w:pPr>
+      <w:r>
+        <w:rPr>
+          <w:color w:val="000000" w:themeColor="text1"/>
+          <w:sz w:val="22"/>
+          <w:szCs w:val="22"/>
+        </w:rPr>
+        <w:t>Max Planck Institute for Biological Cybernetics, 2024</w:t>
+      </w:r>
+    </w:p>
+    <w:p>
+      <w:pPr>
+        <w:ind w:firstLine="284"/>
+        <w:rPr>
+          <w:color w:val="000000" w:themeColor="text1"/>
+          <w:sz w:val="22"/>
+          <w:szCs w:val="22"/>
+        </w:rPr>
+      </w:pPr>
+      <w:r>
+        <w:rPr>
+          <w:color w:val="000000" w:themeColor="text1"/>
+          <w:sz w:val="22"/>
+          <w:szCs w:val="22"/>
+        </w:rPr>
+        <w:t>Agency team, Google DeepMind, 2024</w:t>
+      </w:r>
+    </w:p>
+    <w:p>
+      <w:pPr>
+        <w:ind w:firstLine="284"/>
+        <w:rPr>
+          <w:color w:val="000000" w:themeColor="text1"/>
+          <w:sz w:val="22"/>
+          <w:szCs w:val="22"/>
+        </w:rPr>
+      </w:pPr>
+      <w:r>
+        <w:rPr>
+          <w:color w:val="000000" w:themeColor="text1"/>
+          <w:sz w:val="22"/>
+          <w:szCs w:val="22"/>
+        </w:rPr>
+        <w:t>Shenhav lab, Brown University, 2024</w:t>
+      </w:r>
+    </w:p>
+    <w:p>
+      <w:pPr>
+        <w:ind w:firstLine="284"/>
+        <w:rPr>
+          <w:i/>
+          <w:iCs/>
+          <w:color w:val="000000" w:themeColor="text1"/>
+          <w:sz w:val="22"/>
+          <w:szCs w:val="22"/>
+        </w:rPr>
+      </w:pPr>
+    </w:p>
+    <w:p>
+      <w:pPr>
+        <w:ind w:firstLine="284"/>
+        <w:rPr>
+          <w:i/>
+          <w:iCs/>
+          <w:color w:val="000000" w:themeColor="text1"/>
+          <w:sz w:val="22"/>
+          <w:szCs w:val="22"/>
+        </w:rPr>
+      </w:pPr>
+      <w:r>
+        <w:rPr>
+          <w:i/>
+          <w:iCs/>
+          <w:color w:val="000000" w:themeColor="text1"/>
+          <w:sz w:val="22"/>
+          <w:szCs w:val="22"/>
+        </w:rPr>
+        <w:t>Motivational influences on cognitive control and decision-making</w:t>
+      </w:r>
+    </w:p>
+    <w:p>
+      <w:pPr>
+        <w:ind w:firstLine="284"/>
+        <w:rPr>
+          <w:color w:val="000000" w:themeColor="text1"/>
+          <w:sz w:val="22"/>
+          <w:szCs w:val="22"/>
+        </w:rPr>
+      </w:pPr>
+      <w:r>
+        <w:rPr>
+          <w:color w:val="000000" w:themeColor="text1"/>
+          <w:sz w:val="22"/>
+          <w:szCs w:val="22"/>
+        </w:rPr>
+        <w:t>Collins</w:t>
+      </w:r>
+      <w:r>
+        <w:rPr>
+          <w:color w:val="000000" w:themeColor="text1"/>
+          <w:sz w:val="22"/>
+          <w:szCs w:val="22"/>
+        </w:rPr>
+        <w:t xml:space="preserve"> lab</w:t>
+      </w:r>
+      <w:r>
+        <w:rPr>
+          <w:color w:val="000000" w:themeColor="text1"/>
+          <w:sz w:val="22"/>
+          <w:szCs w:val="22"/>
+        </w:rPr>
+        <w:t>,</w:t>
+      </w:r>
+      <w:r>
+        <w:rPr>
+          <w:color w:val="000000" w:themeColor="text1"/>
+          <w:sz w:val="22"/>
+          <w:szCs w:val="22"/>
+        </w:rPr>
+        <w:t xml:space="preserve"> The</w:t>
+      </w:r>
+      <w:r>
+        <w:rPr>
+          <w:color w:val="000000" w:themeColor="text1"/>
+          <w:sz w:val="22"/>
+          <w:szCs w:val="22"/>
+        </w:rPr>
+        <w:t xml:space="preserve"> University of California, Berkeley, 2021</w:t>
+      </w:r>
+    </w:p>
+    <w:p>
+      <w:pPr>
+        <w:rPr>
+          <w:color w:val="000000" w:themeColor="text1"/>
+          <w:sz w:val="22"/>
+          <w:szCs w:val="22"/>
+        </w:rPr>
+      </w:pPr>
+    </w:p>
+    <w:p>
+      <w:pPr>
+        <w:rPr>
+          <w:color w:val="000000" w:themeColor="text1"/>
+          <w:sz w:val="22"/>
+          <w:szCs w:val="22"/>
+        </w:rPr>
+      </w:pPr>
+    </w:p>
+    <w:p>
+      <w:pPr>
+        <w:ind w:firstLine="284"/>
+        <w:rPr>
+          <w:i/>
+          <w:iCs/>
+          <w:color w:val="000000" w:themeColor="text1"/>
+          <w:sz w:val="22"/>
+          <w:szCs w:val="22"/>
+        </w:rPr>
+      </w:pPr>
+      <w:r>
+        <w:rPr>
+          <w:i/>
+          <w:iCs/>
+          <w:color w:val="000000" w:themeColor="text1"/>
+          <w:sz w:val="22"/>
+          <w:szCs w:val="22"/>
+        </w:rPr>
+        <w:lastRenderedPageBreak/>
         <w:t>Motivation, neural coding and cognitive performance</w:t>
       </w:r>
     </w:p>
@@ -5255,43 +5460,12 @@
           <w:szCs w:val="22"/>
         </w:rPr>
       </w:pPr>
-    </w:p>
-    <w:p>
-      <w:pPr>
-        <w:contextualSpacing/>
+      <w:r>
         <w:rPr>
           <w:b/>
           <w:sz w:val="22"/>
           <w:szCs w:val="22"/>
         </w:rPr>
-      </w:pPr>
-    </w:p>
-    <w:p>
-      <w:pPr>
-        <w:contextualSpacing/>
-        <w:rPr>
-          <w:b/>
-          <w:sz w:val="22"/>
-          <w:szCs w:val="22"/>
-        </w:rPr>
-      </w:pPr>
-    </w:p>
-    <w:p>
-      <w:pPr>
-        <w:contextualSpacing/>
-        <w:rPr>
-          <w:b/>
-          <w:sz w:val="22"/>
-          <w:szCs w:val="22"/>
-        </w:rPr>
-      </w:pPr>
-      <w:r>
-        <w:rPr>
-          <w:b/>
-          <w:sz w:val="22"/>
-          <w:szCs w:val="22"/>
-        </w:rPr>
-        <w:lastRenderedPageBreak/>
         <w:t>Conference Talks</w:t>
       </w:r>
     </w:p>
@@ -6501,42 +6675,6 @@
         </w:rPr>
         <w:tab/>
       </w:r>
-    </w:p>
-    <w:p>
-      <w:pPr>
-        <w:contextualSpacing/>
-        <w:rPr>
-          <w:i/>
-          <w:iCs/>
-        </w:rPr>
-      </w:pPr>
-    </w:p>
-    <w:p>
-      <w:pPr>
-        <w:contextualSpacing/>
-        <w:rPr>
-          <w:i/>
-          <w:iCs/>
-        </w:rPr>
-      </w:pPr>
-    </w:p>
-    <w:p>
-      <w:pPr>
-        <w:contextualSpacing/>
-        <w:rPr>
-          <w:i/>
-          <w:iCs/>
-        </w:rPr>
-      </w:pPr>
-    </w:p>
-    <w:p>
-      <w:pPr>
-        <w:contextualSpacing/>
-        <w:rPr>
-          <w:i/>
-          <w:iCs/>
-        </w:rPr>
-      </w:pPr>
     </w:p>
     <w:p>
       <w:pPr>
@@ -7255,16 +7393,7 @@
           <w:sz w:val="22"/>
           <w:szCs w:val="22"/>
         </w:rPr>
-        <w:t>Nature Communications</w:t>
-      </w:r>
-      <w:r>
-        <w:rPr>
-          <w:i/>
-          <w:iCs/>
-          <w:sz w:val="22"/>
-          <w:szCs w:val="22"/>
-        </w:rPr>
-        <w:t>,</w:t>
+        <w:t>Nature Communications,</w:t>
       </w:r>
       <w:r>
         <w:rPr>
@@ -7478,7 +7607,7 @@
           <w:szCs w:val="22"/>
         </w:rPr>
       </w:pPr>
-      <w:hyperlink r:id="rId14" w:history="1">
+      <w:hyperlink r:id="rId12" w:history="1">
         <w:r>
           <w:rPr>
             <w:bCs/>
@@ -7760,12 +7889,12 @@
       </w:r>
     </w:p>
     <w:sectPr>
-      <w:headerReference w:type="even" r:id="rId15"/>
-      <w:headerReference w:type="default" r:id="rId16"/>
-      <w:footerReference w:type="even" r:id="rId17"/>
-      <w:footerReference w:type="default" r:id="rId18"/>
-      <w:headerReference w:type="first" r:id="rId19"/>
-      <w:footerReference w:type="first" r:id="rId20"/>
+      <w:headerReference w:type="even" r:id="rId13"/>
+      <w:headerReference w:type="default" r:id="rId14"/>
+      <w:footerReference w:type="even" r:id="rId15"/>
+      <w:footerReference w:type="default" r:id="rId16"/>
+      <w:headerReference w:type="first" r:id="rId17"/>
+      <w:footerReference w:type="first" r:id="rId18"/>
       <w:pgSz w:w="12240" w:h="15840"/>
       <w:pgMar w:top="1440" w:right="1440" w:bottom="1440" w:left="1440" w:header="720" w:footer="720" w:gutter="0"/>
       <w:cols w:space="720"/>
@@ -8033,6 +8162,95 @@
     </w:lvl>
   </w:abstractNum>
   <w:abstractNum w:abstractNumId="1" w15:restartNumberingAfterBreak="0">
+    <w:nsid w:val="041372BF"/>
+    <w:multiLevelType w:val="hybridMultilevel"/>
+    <w:tmpl w:val="4EC2DA20"/>
+    <w:lvl w:ilvl="0" w:tplc="FFFFFFFF">
+      <w:start w:val="1"/>
+      <w:numFmt w:val="decimal"/>
+      <w:lvlText w:val="%1."/>
+      <w:lvlJc w:val="left"/>
+      <w:pPr>
+        <w:ind w:left="720" w:hanging="360"/>
+      </w:pPr>
+      <w:rPr>
+        <w:rFonts w:hint="default"/>
+      </w:rPr>
+    </w:lvl>
+    <w:lvl w:ilvl="1" w:tplc="FFFFFFFF" w:tentative="1">
+      <w:start w:val="1"/>
+      <w:numFmt w:val="lowerLetter"/>
+      <w:lvlText w:val="%2."/>
+      <w:lvlJc w:val="left"/>
+      <w:pPr>
+        <w:ind w:left="1440" w:hanging="360"/>
+      </w:pPr>
+    </w:lvl>
+    <w:lvl w:ilvl="2" w:tplc="FFFFFFFF" w:tentative="1">
+      <w:start w:val="1"/>
+      <w:numFmt w:val="lowerRoman"/>
+      <w:lvlText w:val="%3."/>
+      <w:lvlJc w:val="right"/>
+      <w:pPr>
+        <w:ind w:left="2160" w:hanging="180"/>
+      </w:pPr>
+    </w:lvl>
+    <w:lvl w:ilvl="3" w:tplc="FFFFFFFF" w:tentative="1">
+      <w:start w:val="1"/>
+      <w:numFmt w:val="decimal"/>
+      <w:lvlText w:val="%4."/>
+      <w:lvlJc w:val="left"/>
+      <w:pPr>
+        <w:ind w:left="2880" w:hanging="360"/>
+      </w:pPr>
+    </w:lvl>
+    <w:lvl w:ilvl="4" w:tplc="FFFFFFFF" w:tentative="1">
+      <w:start w:val="1"/>
+      <w:numFmt w:val="lowerLetter"/>
+      <w:lvlText w:val="%5."/>
+      <w:lvlJc w:val="left"/>
+      <w:pPr>
+        <w:ind w:left="3600" w:hanging="360"/>
+      </w:pPr>
+    </w:lvl>
+    <w:lvl w:ilvl="5" w:tplc="FFFFFFFF" w:tentative="1">
+      <w:start w:val="1"/>
+      <w:numFmt w:val="lowerRoman"/>
+      <w:lvlText w:val="%6."/>
+      <w:lvlJc w:val="right"/>
+      <w:pPr>
+        <w:ind w:left="4320" w:hanging="180"/>
+      </w:pPr>
+    </w:lvl>
+    <w:lvl w:ilvl="6" w:tplc="FFFFFFFF" w:tentative="1">
+      <w:start w:val="1"/>
+      <w:numFmt w:val="decimal"/>
+      <w:lvlText w:val="%7."/>
+      <w:lvlJc w:val="left"/>
+      <w:pPr>
+        <w:ind w:left="5040" w:hanging="360"/>
+      </w:pPr>
+    </w:lvl>
+    <w:lvl w:ilvl="7" w:tplc="FFFFFFFF" w:tentative="1">
+      <w:start w:val="1"/>
+      <w:numFmt w:val="lowerLetter"/>
+      <w:lvlText w:val="%8."/>
+      <w:lvlJc w:val="left"/>
+      <w:pPr>
+        <w:ind w:left="5760" w:hanging="360"/>
+      </w:pPr>
+    </w:lvl>
+    <w:lvl w:ilvl="8" w:tplc="FFFFFFFF" w:tentative="1">
+      <w:start w:val="1"/>
+      <w:numFmt w:val="lowerRoman"/>
+      <w:lvlText w:val="%9."/>
+      <w:lvlJc w:val="right"/>
+      <w:pPr>
+        <w:ind w:left="6480" w:hanging="180"/>
+      </w:pPr>
+    </w:lvl>
+  </w:abstractNum>
+  <w:abstractNum w:abstractNumId="2" w15:restartNumberingAfterBreak="0">
     <w:nsid w:val="06DA77B5"/>
     <w:multiLevelType w:val="hybridMultilevel"/>
     <w:tmpl w:val="4EC2DA20"/>
@@ -8121,7 +8339,7 @@
       </w:pPr>
     </w:lvl>
   </w:abstractNum>
-  <w:abstractNum w:abstractNumId="2" w15:restartNumberingAfterBreak="0">
+  <w:abstractNum w:abstractNumId="3" w15:restartNumberingAfterBreak="0">
     <w:nsid w:val="0D3C7337"/>
     <w:multiLevelType w:val="hybridMultilevel"/>
     <w:tmpl w:val="2C040BAC"/>
@@ -8210,7 +8428,7 @@
       </w:pPr>
     </w:lvl>
   </w:abstractNum>
-  <w:abstractNum w:abstractNumId="3" w15:restartNumberingAfterBreak="0">
+  <w:abstractNum w:abstractNumId="4" w15:restartNumberingAfterBreak="0">
     <w:nsid w:val="14BC1667"/>
     <w:multiLevelType w:val="hybridMultilevel"/>
     <w:tmpl w:val="B92EC8BE"/>
@@ -8323,7 +8541,7 @@
       </w:rPr>
     </w:lvl>
   </w:abstractNum>
-  <w:abstractNum w:abstractNumId="4" w15:restartNumberingAfterBreak="0">
+  <w:abstractNum w:abstractNumId="5" w15:restartNumberingAfterBreak="0">
     <w:nsid w:val="1DB279A4"/>
     <w:multiLevelType w:val="hybridMultilevel"/>
     <w:tmpl w:val="843A308E"/>
@@ -8412,7 +8630,7 @@
       </w:pPr>
     </w:lvl>
   </w:abstractNum>
-  <w:abstractNum w:abstractNumId="5" w15:restartNumberingAfterBreak="0">
+  <w:abstractNum w:abstractNumId="6" w15:restartNumberingAfterBreak="0">
     <w:nsid w:val="1EFB4802"/>
     <w:multiLevelType w:val="hybridMultilevel"/>
     <w:tmpl w:val="1E5AC5DC"/>
@@ -8525,7 +8743,7 @@
       </w:rPr>
     </w:lvl>
   </w:abstractNum>
-  <w:abstractNum w:abstractNumId="6" w15:restartNumberingAfterBreak="0">
+  <w:abstractNum w:abstractNumId="7" w15:restartNumberingAfterBreak="0">
     <w:nsid w:val="21434DF9"/>
     <w:multiLevelType w:val="hybridMultilevel"/>
     <w:tmpl w:val="EF88F082"/>
@@ -8638,7 +8856,7 @@
       </w:rPr>
     </w:lvl>
   </w:abstractNum>
-  <w:abstractNum w:abstractNumId="7" w15:restartNumberingAfterBreak="0">
+  <w:abstractNum w:abstractNumId="8" w15:restartNumberingAfterBreak="0">
     <w:nsid w:val="231224B5"/>
     <w:multiLevelType w:val="hybridMultilevel"/>
     <w:tmpl w:val="FCACF908"/>
@@ -8751,7 +8969,7 @@
       </w:rPr>
     </w:lvl>
   </w:abstractNum>
-  <w:abstractNum w:abstractNumId="8" w15:restartNumberingAfterBreak="0">
+  <w:abstractNum w:abstractNumId="9" w15:restartNumberingAfterBreak="0">
     <w:nsid w:val="25A97D4C"/>
     <w:multiLevelType w:val="hybridMultilevel"/>
     <w:tmpl w:val="B7E211C2"/>
@@ -8843,7 +9061,7 @@
       </w:pPr>
     </w:lvl>
   </w:abstractNum>
-  <w:abstractNum w:abstractNumId="9" w15:restartNumberingAfterBreak="0">
+  <w:abstractNum w:abstractNumId="10" w15:restartNumberingAfterBreak="0">
     <w:nsid w:val="29851C46"/>
     <w:multiLevelType w:val="hybridMultilevel"/>
     <w:tmpl w:val="9D2C2120"/>
@@ -8956,7 +9174,7 @@
       </w:rPr>
     </w:lvl>
   </w:abstractNum>
-  <w:abstractNum w:abstractNumId="10" w15:restartNumberingAfterBreak="0">
+  <w:abstractNum w:abstractNumId="11" w15:restartNumberingAfterBreak="0">
     <w:nsid w:val="2D9E4F8F"/>
     <w:multiLevelType w:val="hybridMultilevel"/>
     <w:tmpl w:val="B296A8EE"/>
@@ -9069,7 +9287,7 @@
       </w:rPr>
     </w:lvl>
   </w:abstractNum>
-  <w:abstractNum w:abstractNumId="11" w15:restartNumberingAfterBreak="0">
+  <w:abstractNum w:abstractNumId="12" w15:restartNumberingAfterBreak="0">
     <w:nsid w:val="2E5527CA"/>
     <w:multiLevelType w:val="hybridMultilevel"/>
     <w:tmpl w:val="80EA31E8"/>
@@ -9182,7 +9400,7 @@
       </w:rPr>
     </w:lvl>
   </w:abstractNum>
-  <w:abstractNum w:abstractNumId="12" w15:restartNumberingAfterBreak="0">
+  <w:abstractNum w:abstractNumId="13" w15:restartNumberingAfterBreak="0">
     <w:nsid w:val="32C61A35"/>
     <w:multiLevelType w:val="hybridMultilevel"/>
     <w:tmpl w:val="1256BDC4"/>
@@ -9295,7 +9513,7 @@
       </w:rPr>
     </w:lvl>
   </w:abstractNum>
-  <w:abstractNum w:abstractNumId="13" w15:restartNumberingAfterBreak="0">
+  <w:abstractNum w:abstractNumId="14" w15:restartNumberingAfterBreak="0">
     <w:nsid w:val="34FD0D8C"/>
     <w:multiLevelType w:val="hybridMultilevel"/>
     <w:tmpl w:val="2C040BAC"/>
@@ -9384,7 +9602,7 @@
       </w:pPr>
     </w:lvl>
   </w:abstractNum>
-  <w:abstractNum w:abstractNumId="14" w15:restartNumberingAfterBreak="0">
+  <w:abstractNum w:abstractNumId="15" w15:restartNumberingAfterBreak="0">
     <w:nsid w:val="36EE10FC"/>
     <w:multiLevelType w:val="hybridMultilevel"/>
     <w:tmpl w:val="D6C253CE"/>
@@ -9473,7 +9691,7 @@
       </w:pPr>
     </w:lvl>
   </w:abstractNum>
-  <w:abstractNum w:abstractNumId="15" w15:restartNumberingAfterBreak="0">
+  <w:abstractNum w:abstractNumId="16" w15:restartNumberingAfterBreak="0">
     <w:nsid w:val="37173521"/>
     <w:multiLevelType w:val="hybridMultilevel"/>
     <w:tmpl w:val="D374A4A2"/>
@@ -9559,7 +9777,7 @@
       </w:pPr>
     </w:lvl>
   </w:abstractNum>
-  <w:abstractNum w:abstractNumId="16" w15:restartNumberingAfterBreak="0">
+  <w:abstractNum w:abstractNumId="17" w15:restartNumberingAfterBreak="0">
     <w:nsid w:val="371736E5"/>
     <w:multiLevelType w:val="hybridMultilevel"/>
     <w:tmpl w:val="4CF4BAC0"/>
@@ -9648,7 +9866,7 @@
       </w:pPr>
     </w:lvl>
   </w:abstractNum>
-  <w:abstractNum w:abstractNumId="17" w15:restartNumberingAfterBreak="0">
+  <w:abstractNum w:abstractNumId="18" w15:restartNumberingAfterBreak="0">
     <w:nsid w:val="371F605C"/>
     <w:multiLevelType w:val="hybridMultilevel"/>
     <w:tmpl w:val="A434DAF8"/>
@@ -9737,7 +9955,7 @@
       </w:pPr>
     </w:lvl>
   </w:abstractNum>
-  <w:abstractNum w:abstractNumId="18" w15:restartNumberingAfterBreak="0">
+  <w:abstractNum w:abstractNumId="19" w15:restartNumberingAfterBreak="0">
     <w:nsid w:val="392A4EAF"/>
     <w:multiLevelType w:val="hybridMultilevel"/>
     <w:tmpl w:val="BBC88F82"/>
@@ -9829,7 +10047,7 @@
       </w:pPr>
     </w:lvl>
   </w:abstractNum>
-  <w:abstractNum w:abstractNumId="19" w15:restartNumberingAfterBreak="0">
+  <w:abstractNum w:abstractNumId="20" w15:restartNumberingAfterBreak="0">
     <w:nsid w:val="3B172956"/>
     <w:multiLevelType w:val="hybridMultilevel"/>
     <w:tmpl w:val="DFD0CD10"/>
@@ -9918,7 +10136,7 @@
       </w:pPr>
     </w:lvl>
   </w:abstractNum>
-  <w:abstractNum w:abstractNumId="20" w15:restartNumberingAfterBreak="0">
+  <w:abstractNum w:abstractNumId="21" w15:restartNumberingAfterBreak="0">
     <w:nsid w:val="3F9D37AA"/>
     <w:multiLevelType w:val="hybridMultilevel"/>
     <w:tmpl w:val="A5D43DC2"/>
@@ -10031,7 +10249,7 @@
       </w:rPr>
     </w:lvl>
   </w:abstractNum>
-  <w:abstractNum w:abstractNumId="21" w15:restartNumberingAfterBreak="0">
+  <w:abstractNum w:abstractNumId="22" w15:restartNumberingAfterBreak="0">
     <w:nsid w:val="408D2154"/>
     <w:multiLevelType w:val="hybridMultilevel"/>
     <w:tmpl w:val="A044D832"/>
@@ -10144,7 +10362,7 @@
       </w:rPr>
     </w:lvl>
   </w:abstractNum>
-  <w:abstractNum w:abstractNumId="22" w15:restartNumberingAfterBreak="0">
+  <w:abstractNum w:abstractNumId="23" w15:restartNumberingAfterBreak="0">
     <w:nsid w:val="40A40D46"/>
     <w:multiLevelType w:val="hybridMultilevel"/>
     <w:tmpl w:val="843A308E"/>
@@ -10233,7 +10451,7 @@
       </w:pPr>
     </w:lvl>
   </w:abstractNum>
-  <w:abstractNum w:abstractNumId="23" w15:restartNumberingAfterBreak="0">
+  <w:abstractNum w:abstractNumId="24" w15:restartNumberingAfterBreak="0">
     <w:nsid w:val="444D128E"/>
     <w:multiLevelType w:val="hybridMultilevel"/>
     <w:tmpl w:val="30C6ACF8"/>
@@ -10346,7 +10564,7 @@
       </w:rPr>
     </w:lvl>
   </w:abstractNum>
-  <w:abstractNum w:abstractNumId="24" w15:restartNumberingAfterBreak="0">
+  <w:abstractNum w:abstractNumId="25" w15:restartNumberingAfterBreak="0">
     <w:nsid w:val="45552219"/>
     <w:multiLevelType w:val="hybridMultilevel"/>
     <w:tmpl w:val="881E5312"/>
@@ -10432,7 +10650,7 @@
       </w:pPr>
     </w:lvl>
   </w:abstractNum>
-  <w:abstractNum w:abstractNumId="25" w15:restartNumberingAfterBreak="0">
+  <w:abstractNum w:abstractNumId="26" w15:restartNumberingAfterBreak="0">
     <w:nsid w:val="469E63AC"/>
     <w:multiLevelType w:val="hybridMultilevel"/>
     <w:tmpl w:val="710AE7D2"/>
@@ -10545,7 +10763,7 @@
       </w:rPr>
     </w:lvl>
   </w:abstractNum>
-  <w:abstractNum w:abstractNumId="26" w15:restartNumberingAfterBreak="0">
+  <w:abstractNum w:abstractNumId="27" w15:restartNumberingAfterBreak="0">
     <w:nsid w:val="4CF47D9A"/>
     <w:multiLevelType w:val="hybridMultilevel"/>
     <w:tmpl w:val="86283FB2"/>
@@ -10658,7 +10876,7 @@
       </w:rPr>
     </w:lvl>
   </w:abstractNum>
-  <w:abstractNum w:abstractNumId="27" w15:restartNumberingAfterBreak="0">
+  <w:abstractNum w:abstractNumId="28" w15:restartNumberingAfterBreak="0">
     <w:nsid w:val="4F0A03CF"/>
     <w:multiLevelType w:val="hybridMultilevel"/>
     <w:tmpl w:val="969663E8"/>
@@ -10744,7 +10962,7 @@
       </w:pPr>
     </w:lvl>
   </w:abstractNum>
-  <w:abstractNum w:abstractNumId="28" w15:restartNumberingAfterBreak="0">
+  <w:abstractNum w:abstractNumId="29" w15:restartNumberingAfterBreak="0">
     <w:nsid w:val="50CE320D"/>
     <w:multiLevelType w:val="multilevel"/>
     <w:tmpl w:val="BD3C4AB4"/>
@@ -10857,7 +11075,7 @@
       </w:pPr>
     </w:lvl>
   </w:abstractNum>
-  <w:abstractNum w:abstractNumId="29" w15:restartNumberingAfterBreak="0">
+  <w:abstractNum w:abstractNumId="30" w15:restartNumberingAfterBreak="0">
     <w:nsid w:val="52C92C36"/>
     <w:multiLevelType w:val="hybridMultilevel"/>
     <w:tmpl w:val="89F62792"/>
@@ -10970,7 +11188,7 @@
       </w:rPr>
     </w:lvl>
   </w:abstractNum>
-  <w:abstractNum w:abstractNumId="30" w15:restartNumberingAfterBreak="0">
+  <w:abstractNum w:abstractNumId="31" w15:restartNumberingAfterBreak="0">
     <w:nsid w:val="54656AAC"/>
     <w:multiLevelType w:val="hybridMultilevel"/>
     <w:tmpl w:val="843A308E"/>
@@ -11059,7 +11277,7 @@
       </w:pPr>
     </w:lvl>
   </w:abstractNum>
-  <w:abstractNum w:abstractNumId="31" w15:restartNumberingAfterBreak="0">
+  <w:abstractNum w:abstractNumId="32" w15:restartNumberingAfterBreak="0">
     <w:nsid w:val="547726D5"/>
     <w:multiLevelType w:val="hybridMultilevel"/>
     <w:tmpl w:val="E78A369A"/>
@@ -11172,7 +11390,7 @@
       </w:rPr>
     </w:lvl>
   </w:abstractNum>
-  <w:abstractNum w:abstractNumId="32" w15:restartNumberingAfterBreak="0">
+  <w:abstractNum w:abstractNumId="33" w15:restartNumberingAfterBreak="0">
     <w:nsid w:val="5B337A61"/>
     <w:multiLevelType w:val="hybridMultilevel"/>
     <w:tmpl w:val="2C040BAC"/>
@@ -11261,7 +11479,7 @@
       </w:pPr>
     </w:lvl>
   </w:abstractNum>
-  <w:abstractNum w:abstractNumId="33" w15:restartNumberingAfterBreak="0">
+  <w:abstractNum w:abstractNumId="34" w15:restartNumberingAfterBreak="0">
     <w:nsid w:val="5DA8535D"/>
     <w:multiLevelType w:val="hybridMultilevel"/>
     <w:tmpl w:val="D040D3CA"/>
@@ -11374,7 +11592,7 @@
       </w:rPr>
     </w:lvl>
   </w:abstractNum>
-  <w:abstractNum w:abstractNumId="34" w15:restartNumberingAfterBreak="0">
+  <w:abstractNum w:abstractNumId="35" w15:restartNumberingAfterBreak="0">
     <w:nsid w:val="5E7916E9"/>
     <w:multiLevelType w:val="hybridMultilevel"/>
     <w:tmpl w:val="22BCF1F0"/>
@@ -11460,7 +11678,7 @@
       </w:pPr>
     </w:lvl>
   </w:abstractNum>
-  <w:abstractNum w:abstractNumId="35" w15:restartNumberingAfterBreak="0">
+  <w:abstractNum w:abstractNumId="36" w15:restartNumberingAfterBreak="0">
     <w:nsid w:val="600908C1"/>
     <w:multiLevelType w:val="hybridMultilevel"/>
     <w:tmpl w:val="F882285C"/>
@@ -11573,7 +11791,7 @@
       </w:rPr>
     </w:lvl>
   </w:abstractNum>
-  <w:abstractNum w:abstractNumId="36" w15:restartNumberingAfterBreak="0">
+  <w:abstractNum w:abstractNumId="37" w15:restartNumberingAfterBreak="0">
     <w:nsid w:val="64402514"/>
     <w:multiLevelType w:val="hybridMultilevel"/>
     <w:tmpl w:val="4126CB0A"/>
@@ -11686,7 +11904,7 @@
       </w:rPr>
     </w:lvl>
   </w:abstractNum>
-  <w:abstractNum w:abstractNumId="37" w15:restartNumberingAfterBreak="0">
+  <w:abstractNum w:abstractNumId="38" w15:restartNumberingAfterBreak="0">
     <w:nsid w:val="64DB73F8"/>
     <w:multiLevelType w:val="hybridMultilevel"/>
     <w:tmpl w:val="F3A80AC4"/>
@@ -11775,7 +11993,7 @@
       </w:pPr>
     </w:lvl>
   </w:abstractNum>
-  <w:abstractNum w:abstractNumId="38" w15:restartNumberingAfterBreak="0">
+  <w:abstractNum w:abstractNumId="39" w15:restartNumberingAfterBreak="0">
     <w:nsid w:val="654C6D1C"/>
     <w:multiLevelType w:val="hybridMultilevel"/>
     <w:tmpl w:val="39DE4462"/>
@@ -11888,7 +12106,7 @@
       </w:rPr>
     </w:lvl>
   </w:abstractNum>
-  <w:abstractNum w:abstractNumId="39" w15:restartNumberingAfterBreak="0">
+  <w:abstractNum w:abstractNumId="40" w15:restartNumberingAfterBreak="0">
     <w:nsid w:val="687C20C3"/>
     <w:multiLevelType w:val="hybridMultilevel"/>
     <w:tmpl w:val="9536DB5E"/>
@@ -11977,7 +12195,7 @@
       </w:pPr>
     </w:lvl>
   </w:abstractNum>
-  <w:abstractNum w:abstractNumId="40" w15:restartNumberingAfterBreak="0">
+  <w:abstractNum w:abstractNumId="41" w15:restartNumberingAfterBreak="0">
     <w:nsid w:val="6A3A0E59"/>
     <w:multiLevelType w:val="multilevel"/>
     <w:tmpl w:val="194A8370"/>
@@ -12090,7 +12308,7 @@
       </w:pPr>
     </w:lvl>
   </w:abstractNum>
-  <w:abstractNum w:abstractNumId="41" w15:restartNumberingAfterBreak="0">
+  <w:abstractNum w:abstractNumId="42" w15:restartNumberingAfterBreak="0">
     <w:nsid w:val="6B5432CA"/>
     <w:multiLevelType w:val="hybridMultilevel"/>
     <w:tmpl w:val="C562D1A6"/>
@@ -12179,7 +12397,7 @@
       </w:pPr>
     </w:lvl>
   </w:abstractNum>
-  <w:abstractNum w:abstractNumId="42" w15:restartNumberingAfterBreak="0">
+  <w:abstractNum w:abstractNumId="43" w15:restartNumberingAfterBreak="0">
     <w:nsid w:val="6BDB7F7F"/>
     <w:multiLevelType w:val="hybridMultilevel"/>
     <w:tmpl w:val="0DB43018"/>
@@ -12268,7 +12486,7 @@
       </w:pPr>
     </w:lvl>
   </w:abstractNum>
-  <w:abstractNum w:abstractNumId="43" w15:restartNumberingAfterBreak="0">
+  <w:abstractNum w:abstractNumId="44" w15:restartNumberingAfterBreak="0">
     <w:nsid w:val="6D965710"/>
     <w:multiLevelType w:val="hybridMultilevel"/>
     <w:tmpl w:val="6FCC82F4"/>
@@ -12381,7 +12599,7 @@
       </w:rPr>
     </w:lvl>
   </w:abstractNum>
-  <w:abstractNum w:abstractNumId="44" w15:restartNumberingAfterBreak="0">
+  <w:abstractNum w:abstractNumId="45" w15:restartNumberingAfterBreak="0">
     <w:nsid w:val="6D966615"/>
     <w:multiLevelType w:val="hybridMultilevel"/>
     <w:tmpl w:val="20A84CA2"/>
@@ -12467,7 +12685,7 @@
       </w:pPr>
     </w:lvl>
   </w:abstractNum>
-  <w:abstractNum w:abstractNumId="45" w15:restartNumberingAfterBreak="0">
+  <w:abstractNum w:abstractNumId="46" w15:restartNumberingAfterBreak="0">
     <w:nsid w:val="75877E03"/>
     <w:multiLevelType w:val="hybridMultilevel"/>
     <w:tmpl w:val="FE56BC42"/>
@@ -12580,7 +12798,7 @@
       </w:rPr>
     </w:lvl>
   </w:abstractNum>
-  <w:abstractNum w:abstractNumId="46" w15:restartNumberingAfterBreak="0">
+  <w:abstractNum w:abstractNumId="47" w15:restartNumberingAfterBreak="0">
     <w:nsid w:val="75DB19CF"/>
     <w:multiLevelType w:val="hybridMultilevel"/>
     <w:tmpl w:val="2C040BAC"/>
@@ -12669,7 +12887,7 @@
       </w:pPr>
     </w:lvl>
   </w:abstractNum>
-  <w:abstractNum w:abstractNumId="47" w15:restartNumberingAfterBreak="0">
+  <w:abstractNum w:abstractNumId="48" w15:restartNumberingAfterBreak="0">
     <w:nsid w:val="775E2C92"/>
     <w:multiLevelType w:val="hybridMultilevel"/>
     <w:tmpl w:val="6D8C08BA"/>
@@ -12758,7 +12976,7 @@
       </w:pPr>
     </w:lvl>
   </w:abstractNum>
-  <w:abstractNum w:abstractNumId="48" w15:restartNumberingAfterBreak="0">
+  <w:abstractNum w:abstractNumId="49" w15:restartNumberingAfterBreak="0">
     <w:nsid w:val="77FF39B9"/>
     <w:multiLevelType w:val="hybridMultilevel"/>
     <w:tmpl w:val="644E6C24"/>
@@ -12871,7 +13089,7 @@
       </w:rPr>
     </w:lvl>
   </w:abstractNum>
-  <w:abstractNum w:abstractNumId="49" w15:restartNumberingAfterBreak="0">
+  <w:abstractNum w:abstractNumId="50" w15:restartNumberingAfterBreak="0">
     <w:nsid w:val="79D8133E"/>
     <w:multiLevelType w:val="hybridMultilevel"/>
     <w:tmpl w:val="BDC27492"/>
@@ -12984,7 +13202,7 @@
       </w:rPr>
     </w:lvl>
   </w:abstractNum>
-  <w:abstractNum w:abstractNumId="50" w15:restartNumberingAfterBreak="0">
+  <w:abstractNum w:abstractNumId="51" w15:restartNumberingAfterBreak="0">
     <w:nsid w:val="7ACC3D7B"/>
     <w:multiLevelType w:val="hybridMultilevel"/>
     <w:tmpl w:val="8E6434D8"/>
@@ -13097,7 +13315,7 @@
       </w:rPr>
     </w:lvl>
   </w:abstractNum>
-  <w:abstractNum w:abstractNumId="51" w15:restartNumberingAfterBreak="0">
+  <w:abstractNum w:abstractNumId="52" w15:restartNumberingAfterBreak="0">
     <w:nsid w:val="7FB75F98"/>
     <w:multiLevelType w:val="hybridMultilevel"/>
     <w:tmpl w:val="2C040BAC"/>
@@ -13187,159 +13405,162 @@
     </w:lvl>
   </w:abstractNum>
   <w:num w:numId="1" w16cid:durableId="1065906937">
-    <w:abstractNumId w:val="10"/>
+    <w:abstractNumId w:val="11"/>
   </w:num>
   <w:num w:numId="2" w16cid:durableId="877667189">
-    <w:abstractNumId w:val="7"/>
+    <w:abstractNumId w:val="8"/>
   </w:num>
   <w:num w:numId="3" w16cid:durableId="692417480">
+    <w:abstractNumId w:val="36"/>
+  </w:num>
+  <w:num w:numId="4" w16cid:durableId="338119030">
+    <w:abstractNumId w:val="19"/>
+  </w:num>
+  <w:num w:numId="5" w16cid:durableId="1702776632">
+    <w:abstractNumId w:val="9"/>
+  </w:num>
+  <w:num w:numId="6" w16cid:durableId="2034073296">
+    <w:abstractNumId w:val="46"/>
+  </w:num>
+  <w:num w:numId="7" w16cid:durableId="1774594750">
+    <w:abstractNumId w:val="51"/>
+  </w:num>
+  <w:num w:numId="8" w16cid:durableId="1452162044">
+    <w:abstractNumId w:val="16"/>
+  </w:num>
+  <w:num w:numId="9" w16cid:durableId="860583326">
+    <w:abstractNumId w:val="37"/>
+  </w:num>
+  <w:num w:numId="10" w16cid:durableId="138689118">
+    <w:abstractNumId w:val="27"/>
+  </w:num>
+  <w:num w:numId="11" w16cid:durableId="1601254212">
+    <w:abstractNumId w:val="44"/>
+  </w:num>
+  <w:num w:numId="12" w16cid:durableId="1132556713">
+    <w:abstractNumId w:val="49"/>
+  </w:num>
+  <w:num w:numId="13" w16cid:durableId="1495755072">
+    <w:abstractNumId w:val="43"/>
+  </w:num>
+  <w:num w:numId="14" w16cid:durableId="1269701679">
+    <w:abstractNumId w:val="30"/>
+  </w:num>
+  <w:num w:numId="15" w16cid:durableId="1829243213">
+    <w:abstractNumId w:val="22"/>
+  </w:num>
+  <w:num w:numId="16" w16cid:durableId="1169444875">
+    <w:abstractNumId w:val="17"/>
+  </w:num>
+  <w:num w:numId="17" w16cid:durableId="704983139">
     <w:abstractNumId w:val="35"/>
   </w:num>
-  <w:num w:numId="4" w16cid:durableId="338119030">
-    <w:abstractNumId w:val="18"/>
+  <w:num w:numId="18" w16cid:durableId="1068041880">
+    <w:abstractNumId w:val="25"/>
   </w:num>
-  <w:num w:numId="5" w16cid:durableId="1702776632">
-    <w:abstractNumId w:val="8"/>
+  <w:num w:numId="19" w16cid:durableId="2127236257">
+    <w:abstractNumId w:val="28"/>
   </w:num>
-  <w:num w:numId="6" w16cid:durableId="2034073296">
+  <w:num w:numId="20" w16cid:durableId="537552775">
     <w:abstractNumId w:val="45"/>
   </w:num>
-  <w:num w:numId="7" w16cid:durableId="1774594750">
-    <w:abstractNumId w:val="50"/>
-  </w:num>
-  <w:num w:numId="8" w16cid:durableId="1452162044">
-    <w:abstractNumId w:val="15"/>
-  </w:num>
-  <w:num w:numId="9" w16cid:durableId="860583326">
-    <w:abstractNumId w:val="36"/>
-  </w:num>
-  <w:num w:numId="10" w16cid:durableId="138689118">
-    <w:abstractNumId w:val="26"/>
-  </w:num>
-  <w:num w:numId="11" w16cid:durableId="1601254212">
-    <w:abstractNumId w:val="43"/>
-  </w:num>
-  <w:num w:numId="12" w16cid:durableId="1132556713">
-    <w:abstractNumId w:val="48"/>
-  </w:num>
-  <w:num w:numId="13" w16cid:durableId="1495755072">
-    <w:abstractNumId w:val="42"/>
-  </w:num>
-  <w:num w:numId="14" w16cid:durableId="1269701679">
-    <w:abstractNumId w:val="29"/>
-  </w:num>
-  <w:num w:numId="15" w16cid:durableId="1829243213">
-    <w:abstractNumId w:val="21"/>
-  </w:num>
-  <w:num w:numId="16" w16cid:durableId="1169444875">
-    <w:abstractNumId w:val="16"/>
-  </w:num>
-  <w:num w:numId="17" w16cid:durableId="704983139">
-    <w:abstractNumId w:val="34"/>
-  </w:num>
-  <w:num w:numId="18" w16cid:durableId="1068041880">
-    <w:abstractNumId w:val="24"/>
-  </w:num>
-  <w:num w:numId="19" w16cid:durableId="2127236257">
-    <w:abstractNumId w:val="27"/>
-  </w:num>
-  <w:num w:numId="20" w16cid:durableId="537552775">
-    <w:abstractNumId w:val="44"/>
-  </w:num>
   <w:num w:numId="21" w16cid:durableId="1138765255">
-    <w:abstractNumId w:val="30"/>
+    <w:abstractNumId w:val="31"/>
   </w:num>
   <w:num w:numId="22" w16cid:durableId="2053069587">
-    <w:abstractNumId w:val="38"/>
+    <w:abstractNumId w:val="39"/>
   </w:num>
   <w:num w:numId="23" w16cid:durableId="567769134">
-    <w:abstractNumId w:val="31"/>
+    <w:abstractNumId w:val="32"/>
   </w:num>
   <w:num w:numId="24" w16cid:durableId="1509827081">
-    <w:abstractNumId w:val="4"/>
+    <w:abstractNumId w:val="5"/>
   </w:num>
   <w:num w:numId="25" w16cid:durableId="1547714985">
     <w:abstractNumId w:val="0"/>
   </w:num>
   <w:num w:numId="26" w16cid:durableId="827867147">
-    <w:abstractNumId w:val="5"/>
+    <w:abstractNumId w:val="6"/>
   </w:num>
   <w:num w:numId="27" w16cid:durableId="38285248">
-    <w:abstractNumId w:val="25"/>
+    <w:abstractNumId w:val="26"/>
   </w:num>
   <w:num w:numId="28" w16cid:durableId="1455833360">
-    <w:abstractNumId w:val="22"/>
+    <w:abstractNumId w:val="23"/>
   </w:num>
   <w:num w:numId="29" w16cid:durableId="1772894055">
+    <w:abstractNumId w:val="48"/>
+  </w:num>
+  <w:num w:numId="30" w16cid:durableId="1209757859">
+    <w:abstractNumId w:val="15"/>
+  </w:num>
+  <w:num w:numId="31" w16cid:durableId="1647509678">
+    <w:abstractNumId w:val="18"/>
+  </w:num>
+  <w:num w:numId="32" w16cid:durableId="1886138208">
+    <w:abstractNumId w:val="10"/>
+  </w:num>
+  <w:num w:numId="33" w16cid:durableId="1864391689">
+    <w:abstractNumId w:val="41"/>
+  </w:num>
+  <w:num w:numId="34" w16cid:durableId="610280786">
+    <w:abstractNumId w:val="29"/>
+  </w:num>
+  <w:num w:numId="35" w16cid:durableId="1937591795">
+    <w:abstractNumId w:val="7"/>
+  </w:num>
+  <w:num w:numId="36" w16cid:durableId="489102184">
+    <w:abstractNumId w:val="12"/>
+  </w:num>
+  <w:num w:numId="37" w16cid:durableId="484974470">
+    <w:abstractNumId w:val="4"/>
+  </w:num>
+  <w:num w:numId="38" w16cid:durableId="3217215">
+    <w:abstractNumId w:val="20"/>
+  </w:num>
+  <w:num w:numId="39" w16cid:durableId="995308061">
+    <w:abstractNumId w:val="40"/>
+  </w:num>
+  <w:num w:numId="40" w16cid:durableId="403986871">
+    <w:abstractNumId w:val="38"/>
+  </w:num>
+  <w:num w:numId="41" w16cid:durableId="1561748464">
+    <w:abstractNumId w:val="21"/>
+  </w:num>
+  <w:num w:numId="42" w16cid:durableId="1885943316">
+    <w:abstractNumId w:val="42"/>
+  </w:num>
+  <w:num w:numId="43" w16cid:durableId="1111702760">
+    <w:abstractNumId w:val="34"/>
+  </w:num>
+  <w:num w:numId="44" w16cid:durableId="1081368600">
+    <w:abstractNumId w:val="13"/>
+  </w:num>
+  <w:num w:numId="45" w16cid:durableId="1746566587">
+    <w:abstractNumId w:val="24"/>
+  </w:num>
+  <w:num w:numId="46" w16cid:durableId="1777290141">
+    <w:abstractNumId w:val="50"/>
+  </w:num>
+  <w:num w:numId="47" w16cid:durableId="124473776">
+    <w:abstractNumId w:val="52"/>
+  </w:num>
+  <w:num w:numId="48" w16cid:durableId="1638409621">
+    <w:abstractNumId w:val="14"/>
+  </w:num>
+  <w:num w:numId="49" w16cid:durableId="1477645021">
+    <w:abstractNumId w:val="3"/>
+  </w:num>
+  <w:num w:numId="50" w16cid:durableId="1417361105">
     <w:abstractNumId w:val="47"/>
   </w:num>
-  <w:num w:numId="30" w16cid:durableId="1209757859">
-    <w:abstractNumId w:val="14"/>
-  </w:num>
-  <w:num w:numId="31" w16cid:durableId="1647509678">
-    <w:abstractNumId w:val="17"/>
-  </w:num>
-  <w:num w:numId="32" w16cid:durableId="1886138208">
-    <w:abstractNumId w:val="9"/>
-  </w:num>
-  <w:num w:numId="33" w16cid:durableId="1864391689">
-    <w:abstractNumId w:val="40"/>
-  </w:num>
-  <w:num w:numId="34" w16cid:durableId="610280786">
-    <w:abstractNumId w:val="28"/>
-  </w:num>
-  <w:num w:numId="35" w16cid:durableId="1937591795">
-    <w:abstractNumId w:val="6"/>
-  </w:num>
-  <w:num w:numId="36" w16cid:durableId="489102184">
-    <w:abstractNumId w:val="11"/>
-  </w:num>
-  <w:num w:numId="37" w16cid:durableId="484974470">
-    <w:abstractNumId w:val="3"/>
-  </w:num>
-  <w:num w:numId="38" w16cid:durableId="3217215">
-    <w:abstractNumId w:val="19"/>
-  </w:num>
-  <w:num w:numId="39" w16cid:durableId="995308061">
-    <w:abstractNumId w:val="39"/>
-  </w:num>
-  <w:num w:numId="40" w16cid:durableId="403986871">
-    <w:abstractNumId w:val="37"/>
-  </w:num>
-  <w:num w:numId="41" w16cid:durableId="1561748464">
-    <w:abstractNumId w:val="20"/>
-  </w:num>
-  <w:num w:numId="42" w16cid:durableId="1885943316">
-    <w:abstractNumId w:val="41"/>
-  </w:num>
-  <w:num w:numId="43" w16cid:durableId="1111702760">
+  <w:num w:numId="51" w16cid:durableId="896476950">
     <w:abstractNumId w:val="33"/>
   </w:num>
-  <w:num w:numId="44" w16cid:durableId="1081368600">
-    <w:abstractNumId w:val="12"/>
-  </w:num>
-  <w:num w:numId="45" w16cid:durableId="1746566587">
-    <w:abstractNumId w:val="23"/>
-  </w:num>
-  <w:num w:numId="46" w16cid:durableId="1777290141">
-    <w:abstractNumId w:val="49"/>
-  </w:num>
-  <w:num w:numId="47" w16cid:durableId="124473776">
-    <w:abstractNumId w:val="51"/>
-  </w:num>
-  <w:num w:numId="48" w16cid:durableId="1638409621">
-    <w:abstractNumId w:val="13"/>
-  </w:num>
-  <w:num w:numId="49" w16cid:durableId="1477645021">
+  <w:num w:numId="52" w16cid:durableId="396629774">
     <w:abstractNumId w:val="2"/>
   </w:num>
-  <w:num w:numId="50" w16cid:durableId="1417361105">
-    <w:abstractNumId w:val="46"/>
-  </w:num>
-  <w:num w:numId="51" w16cid:durableId="896476950">
-    <w:abstractNumId w:val="32"/>
-  </w:num>
-  <w:num w:numId="52" w16cid:durableId="396629774">
+  <w:num w:numId="53" w16cid:durableId="1411468336">
     <w:abstractNumId w:val="1"/>
   </w:num>
 </w:numbering>
